--- a/tests/corpus/word-rules/E-list-level-inherit.docx
+++ b/tests/corpus/word-rules/E-list-level-inherit.docx
@@ -67,6 +67,17 @@
       </w:pPr>
       <w:r>
         <w:t xml:space="preserve">Case 07: the style gives instance 1; direct numId 0</w:t>
+      </w:r>
+    </w:p>
+    <w:p>
+      <w:pPr>
+        <w:pStyle w:val="StyleLevel1"/>
+        <w:numPr>
+          <w:numId w:val="2"/>
+        </w:numPr>
+      </w:pPr>
+      <w:r>
+        <w:t xml:space="preserve">Case 08: the style gives instance 1 and level 1; direct numId 2, no ilvl</w:t>
       </w:r>
     </w:p>
     <w:sectPr>
